--- a/lessons/halloween/plans/halloween_10-12_advanced.docx
+++ b/lessons/halloween/plans/halloween_10-12_advanced.docx
@@ -1886,7 +1886,7 @@
         </w:numPr>
       </w:pPr>
       <w:r>
-        <w:t xml:space="preserve">Карточки (12 слов)</w:t>
+        <w:t xml:space="preserve">Карточки (6 слов)</w:t>
       </w:r>
     </w:p>
     <w:p>
@@ -1898,7 +1898,7 @@
         </w:numPr>
       </w:pPr>
       <w:r>
-        <w:t xml:space="preserve">Соедини слово и картинку</w:t>
+        <w:t xml:space="preserve">Послушай и выбери картинку</w:t>
       </w:r>
     </w:p>
     <w:p>
@@ -1910,7 +1910,7 @@
         </w:numPr>
       </w:pPr>
       <w:r>
-        <w:t xml:space="preserve">Собери слово из букв</w:t>
+        <w:t xml:space="preserve">Соедини слово и картинку</w:t>
       </w:r>
     </w:p>
     <w:p>
@@ -1922,7 +1922,7 @@
         </w:numPr>
       </w:pPr>
       <w:r>
-        <w:t xml:space="preserve">Послушай и напиши</w:t>
+        <w:t xml:space="preserve">Прочитай и выбери, кто это</w:t>
       </w:r>
     </w:p>
     <w:p>
@@ -1934,7 +1934,7 @@
         </w:numPr>
       </w:pPr>
       <w:r>
-        <w:t xml:space="preserve">Лишнее слово</w:t>
+        <w:t xml:space="preserve">Собери слово из букв</w:t>
       </w:r>
     </w:p>
     <w:p>
@@ -1946,7 +1946,7 @@
         </w:numPr>
       </w:pPr>
       <w:r>
-        <w:t xml:space="preserve">Текст «The Golden Pumpkin» с пропусками</w:t>
+        <w:t xml:space="preserve">Послушай и напиши</w:t>
       </w:r>
     </w:p>
     <w:p>
@@ -1958,7 +1958,19 @@
         </w:numPr>
       </w:pPr>
       <w:r>
-        <w:t xml:space="preserve">🎤 Опиши подозреваемого</w:t>
+        <w:t xml:space="preserve">Текст «The Golden Pumpkin» с пропусками</w:t>
+      </w:r>
+    </w:p>
+    <w:p>
+      <w:pPr>
+        <w:pStyle w:val="Compact"/>
+        <w:numPr>
+          <w:ilvl w:val="0"/>
+          <w:numId w:val="1001"/>
+        </w:numPr>
+      </w:pPr>
+      <w:r>
+        <w:t xml:space="preserve">🎤 Расскажи, как ты празднуешь Хэллоуин</w:t>
       </w:r>
     </w:p>
     <w:p>

--- a/lessons/halloween/plans/halloween_10-12_advanced.docx
+++ b/lessons/halloween/plans/halloween_10-12_advanced.docx
@@ -451,7 +451,7 @@
               <w:rPr>
                 <w:sz w:val="19"/>
               </w:rPr>
-              <w:t xml:space="preserve">Тёмная площадь, предметы спрятаны. Учитель водит фонарик мышкой (без мыши он бродит сам), ученик говорит, куда светить. Нашли — нажмите на предмет. Последний предмет — часы. В конце — карточка улики, она попадает в блокнот (слева). Next — дальше.</w:t>
+              <w:t xml:space="preserve">Тёмная площадь, предметы спрятаны. Учитель водит фонарик мышкой (фонарик стоит там, где его оставили), ученик говорит, куда светить. Нашли — нажмите на предмет. Последний предмет — часы. В конце — карточка улики, она попадает в блокнот (слева). Next — дальше.</w:t>
             </w:r>
           </w:p>
         </w:tc>

--- a/lessons/halloween/plans/halloween_10-12_advanced.docx
+++ b/lessons/halloween/plans/halloween_10-12_advanced.docx
@@ -1349,13 +1349,7 @@
               <w:rPr>
                 <w:sz w:val="19"/>
               </w:rPr>
-              <w:t xml:space="preserve"> </w:t>
-            </w:r>
-            <w:r>
-              <w:rPr>
-                <w:sz w:val="19"/>
-              </w:rPr>
-              <w:t xml:space="preserve">или</w:t>
+              <w:t xml:space="preserve">,</w:t>
             </w:r>
             <w:r>
               <w:rPr>
@@ -1381,7 +1375,33 @@
               <w:rPr>
                 <w:sz w:val="19"/>
               </w:rPr>
-              <w:t xml:space="preserve">Нажимаете, когда ученик сам скажет и объяснит. Если решение неверное, программа не даст его принять. Передумал — нажмите на подозреваемого со штампом и</w:t>
+              <w:t xml:space="preserve">или</w:t>
+            </w:r>
+            <w:r>
+              <w:rPr>
+                <w:sz w:val="19"/>
+              </w:rPr>
+              <w:t xml:space="preserve"> </w:t>
+            </w:r>
+            <w:r>
+              <w:rPr>
+                <w:b/>
+                <w:bCs/>
+                <w:sz w:val="19"/>
+              </w:rPr>
+              <w:t xml:space="preserve">I DON'T KNOW</w:t>
+            </w:r>
+            <w:r>
+              <w:rPr>
+                <w:sz w:val="19"/>
+              </w:rPr>
+              <w:t xml:space="preserve"> </w:t>
+            </w:r>
+            <w:r>
+              <w:rPr>
+                <w:sz w:val="19"/>
+              </w:rPr>
+              <w:t xml:space="preserve">(если пока непонятно — подозреваемый остаётся, задаём следующий вопрос). Нажимаете, когда ученик сам скажет и объяснит. Если решение неверное, программа не даст его принять. Передумал — нажмите на подозреваемого со штампом и</w:t>
             </w:r>
             <w:r>
               <w:rPr>
